--- a/backend/data/corpus/DOC-20250915-212.docx
+++ b/backend/data/corpus/DOC-20250915-212.docx
@@ -263,31 +263,7 @@
         <w:rPr>
           <w:sz w:val="21"/>
         </w:rPr>
-        <w:t>&gt; Mostly small talk about the program and the venue.</w:t>
-      </w:r>
-    </w:p>
-    <w:p>
-      <w:r>
-        <w:rPr>
-          <w:sz w:val="21"/>
-        </w:rPr>
-        <w:t>&gt; Titration scheduling is handled by nursing staff, which the practice finds workable.</w:t>
-      </w:r>
-    </w:p>
-    <w:p>
-      <w:r>
-        <w:rPr>
-          <w:sz w:val="21"/>
-        </w:rPr>
-        <w:t>&gt; Talked through the surgical workup list in general terms, without any specific case.</w:t>
-      </w:r>
-    </w:p>
-    <w:p>
-      <w:r>
-        <w:rPr>
-          <w:sz w:val="21"/>
-        </w:rPr>
-        <w:t>&gt; Described how the older half of the panel is triaged now compared with before.</w:t>
+        <w:t>&gt; A brief meeting in the conference room, first one this quarter.</w:t>
       </w:r>
     </w:p>
     <w:p>
@@ -296,6 +272,22 @@
           <w:sz w:val="21"/>
         </w:rPr>
         <w:t>&gt; Requested a concise interaction summary for elderly patients on several concomitant medications.</w:t>
+      </w:r>
+    </w:p>
+    <w:p>
+      <w:r>
+        <w:rPr>
+          <w:sz w:val="21"/>
+        </w:rPr>
+        <w:t>&gt; Spent some time on long-standing patients and how workup decisions get sequenced.</w:t>
+      </w:r>
+    </w:p>
+    <w:p>
+      <w:r>
+        <w:rPr>
+          <w:sz w:val="21"/>
+        </w:rPr>
+        <w:t>&gt; Noted that benefit checks varies by payer and that this is not specific to any one product.</w:t>
       </w:r>
     </w:p>
     <w:p>
@@ -319,7 +311,7 @@
         <w:rPr>
           <w:sz w:val="21"/>
         </w:rPr>
-        <w:t>&gt; Benefit verification is the step that most often delays a start here.</w:t>
+        <w:t>&gt; A twenty-minute visit at the end of the clinic list; the schedule was tight.</w:t>
       </w:r>
     </w:p>
     <w:p>
@@ -335,7 +327,7 @@
         <w:rPr>
           <w:sz w:val="21"/>
         </w:rPr>
-        <w:t>&gt; The referral queue has stretched out since the summer, which shapes how much time there is for anything else.</w:t>
+        <w:t>&gt; Asked whether I had seen a session summary from a colleague; I had not, and offered nothing in return.</w:t>
       </w:r>
     </w:p>
     <w:p>
@@ -359,7 +351,15 @@
         <w:rPr>
           <w:sz w:val="21"/>
         </w:rPr>
-        <w:t>&gt; Caught a full window in the reading room between patients.</w:t>
+        <w:t>&gt; Stopped by at the nurses' station for a clipped conversation.</w:t>
+      </w:r>
+    </w:p>
+    <w:p>
+      <w:r>
+        <w:rPr>
+          <w:sz w:val="21"/>
+        </w:rPr>
+        <w:t>&gt; Noted that the appeals process takes longer than the clinical decision and that this is not specific to any one product.</w:t>
       </w:r>
     </w:p>
     <w:p>
@@ -375,15 +375,7 @@
         <w:rPr>
           <w:sz w:val="21"/>
         </w:rPr>
-        <w:t>&gt; Onboarding one of the nurse practitioners is the current preoccupation here.</w:t>
-      </w:r>
-    </w:p>
-    <w:p>
-      <w:r>
-        <w:rPr>
-          <w:sz w:val="21"/>
-        </w:rPr>
-        <w:t>&gt; Described how the surgical workup list is triaged now compared with before.</w:t>
+        <w:t>&gt; Agreed to reconnect at the following quarter; no materials requested.</w:t>
       </w:r>
     </w:p>
     <w:p>
@@ -407,15 +399,7 @@
         <w:rPr>
           <w:sz w:val="21"/>
         </w:rPr>
-        <w:t>&gt; Mentioned a session summary from a colleague but did not raise any specific finding.</w:t>
-      </w:r>
-    </w:p>
-    <w:p>
-      <w:r>
-        <w:rPr>
-          <w:sz w:val="21"/>
-        </w:rPr>
-        <w:t>&gt; Titration habits came up in general terms; no specifics were discussed and none were offered.</w:t>
+        <w:t>&gt; An unexpectedly long conversation by the scheduling desk, mostly logistics.</w:t>
       </w:r>
     </w:p>
     <w:p>
@@ -431,7 +415,7 @@
         <w:rPr>
           <w:sz w:val="21"/>
         </w:rPr>
-        <w:t>&gt; Mostly small talk about the program and the venue.</w:t>
+        <w:t>&gt; Spent some time on newly referred patients and how workup decisions get sequenced.</w:t>
       </w:r>
     </w:p>
     <w:p>
@@ -455,7 +439,15 @@
         <w:rPr>
           <w:sz w:val="21"/>
         </w:rPr>
-        <w:t>&gt; A rushed visit in the conference room; the schedule was tight.</w:t>
+        <w:t>&gt; Stopped by in the corridor for a compressed conversation.</w:t>
+      </w:r>
+    </w:p>
+    <w:p>
+      <w:r>
+        <w:rPr>
+          <w:sz w:val="21"/>
+        </w:rPr>
+        <w:t>&gt; Titration scheduling is handled by nursing staff, which the practice finds workable.</w:t>
       </w:r>
     </w:p>
     <w:p>
@@ -471,15 +463,7 @@
         <w:rPr>
           <w:sz w:val="21"/>
         </w:rPr>
-        <w:t>&gt; The composition of the surgical workup list has shifted over the last year or two.</w:t>
-      </w:r>
-    </w:p>
-    <w:p>
-      <w:r>
-        <w:rPr>
-          <w:sz w:val="21"/>
-        </w:rPr>
-        <w:t>&gt; Most of the discussion was about the phone triage line, which is still being sorted out.</w:t>
+        <w:t>&gt; Described how the refractory group is triaged now compared with before.</w:t>
       </w:r>
     </w:p>
     <w:p>
@@ -503,7 +487,7 @@
         <w:rPr>
           <w:sz w:val="21"/>
         </w:rPr>
-        <w:t>&gt; Stopped by outside the EEG suite for an unhurried conversation.</w:t>
+        <w:t>&gt; Described how the pediatric-to-adult transfers is triaged now compared with before.</w:t>
       </w:r>
     </w:p>
     <w:p>
@@ -511,7 +495,15 @@
         <w:rPr>
           <w:sz w:val="21"/>
         </w:rPr>
-        <w:t>&gt; Titration habits came up in general terms; no specifics were discussed and none were offered.</w:t>
+        <w:t>&gt; Referenced a case series someone forwarded in passing.</w:t>
+      </w:r>
+    </w:p>
+    <w:p>
+      <w:r>
+        <w:rPr>
+          <w:sz w:val="21"/>
+        </w:rPr>
+        <w:t>&gt; The practice lost one of the nurse practitioners and has not backfilled, so the new-patient backlog has stretched out.</w:t>
       </w:r>
     </w:p>
     <w:p>
@@ -520,6 +512,14 @@
           <w:sz w:val="21"/>
         </w:rPr>
         <w:t>&gt; Noted one adult reporting daytime somnolence heavy enough to affect the commute.</w:t>
+      </w:r>
+    </w:p>
+    <w:p>
+      <w:r>
+        <w:rPr>
+          <w:sz w:val="21"/>
+        </w:rPr>
+        <w:t>&gt; The patient portal went live without much warning, and that took up the first part of the conversation.</w:t>
       </w:r>
     </w:p>
     <w:p>
